--- a/React doc/react_hooks_4/useReducer_4.docx
+++ b/React doc/react_hooks_4/useReducer_4.docx
@@ -91,12 +91,21 @@
       <w:r>
         <w:t xml:space="preserve">It’s like a </w:t>
       </w:r>
-      <w:r>
-        <w:rPr>
-          <w:b/>
-          <w:bCs/>
-        </w:rPr>
-        <w:t>mini Redux inside a component</w:t>
+      <w:proofErr w:type="gramStart"/>
+      <w:r>
+        <w:rPr>
+          <w:b/>
+          <w:bCs/>
+        </w:rPr>
+        <w:t>mini Redux</w:t>
+      </w:r>
+      <w:proofErr w:type="gramEnd"/>
+      <w:r>
+        <w:rPr>
+          <w:b/>
+          <w:bCs/>
+        </w:rPr>
+        <w:t xml:space="preserve"> inside a component</w:t>
       </w:r>
       <w:r>
         <w:t>.</w:t>
@@ -176,13 +185,37 @@
       </w:r>
       <w:proofErr w:type="spellEnd"/>
       <w:r>
-        <w:t xml:space="preserve"> = { count: 0, step: 1 };</w:t>
+        <w:t xml:space="preserve"> = </w:t>
+      </w:r>
+      <w:proofErr w:type="gramStart"/>
+      <w:r>
+        <w:t>{ count</w:t>
+      </w:r>
+      <w:proofErr w:type="gramEnd"/>
+      <w:r>
+        <w:t xml:space="preserve">: 0, step: </w:t>
+      </w:r>
+      <w:proofErr w:type="gramStart"/>
+      <w:r>
+        <w:t>1 }</w:t>
+      </w:r>
+      <w:proofErr w:type="gramEnd"/>
+      <w:r>
+        <w:t>;</w:t>
       </w:r>
     </w:p>
     <w:p/>
     <w:p>
       <w:r>
-        <w:t>function reducer(state, action) {</w:t>
+        <w:t xml:space="preserve">function </w:t>
+      </w:r>
+      <w:proofErr w:type="gramStart"/>
+      <w:r>
+        <w:t>reducer(</w:t>
+      </w:r>
+      <w:proofErr w:type="gramEnd"/>
+      <w:r>
+        <w:t>state, action) {</w:t>
       </w:r>
     </w:p>
     <w:p>
@@ -190,10 +223,12 @@
         <w:t xml:space="preserve">  switch(</w:t>
       </w:r>
       <w:proofErr w:type="spellStart"/>
+      <w:proofErr w:type="gramStart"/>
       <w:r>
         <w:t>action.type</w:t>
       </w:r>
       <w:proofErr w:type="spellEnd"/>
+      <w:proofErr w:type="gramEnd"/>
       <w:r>
         <w:t>) {</w:t>
       </w:r>
@@ -205,24 +240,41 @@
     </w:p>
     <w:p>
       <w:r>
-        <w:t xml:space="preserve">      return { ...state, count: </w:t>
+        <w:t xml:space="preserve">      return </w:t>
+      </w:r>
+      <w:proofErr w:type="gramStart"/>
+      <w:r>
+        <w:t>{ ...</w:t>
+      </w:r>
+      <w:proofErr w:type="gramEnd"/>
+      <w:r>
+        <w:t xml:space="preserve">state, count: </w:t>
       </w:r>
       <w:proofErr w:type="spellStart"/>
+      <w:proofErr w:type="gramStart"/>
       <w:r>
         <w:t>state.count</w:t>
       </w:r>
       <w:proofErr w:type="spellEnd"/>
+      <w:proofErr w:type="gramEnd"/>
       <w:r>
         <w:t xml:space="preserve"> + </w:t>
       </w:r>
       <w:proofErr w:type="spellStart"/>
+      <w:proofErr w:type="gramStart"/>
       <w:r>
         <w:t>state.step</w:t>
       </w:r>
       <w:proofErr w:type="spellEnd"/>
-      <w:r>
-        <w:t xml:space="preserve"> };</w:t>
-      </w:r>
+      <w:proofErr w:type="gramEnd"/>
+      <w:r>
+        <w:t xml:space="preserve"> </w:t>
+      </w:r>
+      <w:proofErr w:type="gramStart"/>
+      <w:r>
+        <w:t>};</w:t>
+      </w:r>
+      <w:proofErr w:type="gramEnd"/>
     </w:p>
     <w:p>
       <w:r>
@@ -231,24 +283,41 @@
     </w:p>
     <w:p>
       <w:r>
-        <w:t xml:space="preserve">      return { ...state, count: </w:t>
+        <w:t xml:space="preserve">      return </w:t>
+      </w:r>
+      <w:proofErr w:type="gramStart"/>
+      <w:r>
+        <w:t>{ ...</w:t>
+      </w:r>
+      <w:proofErr w:type="gramEnd"/>
+      <w:r>
+        <w:t xml:space="preserve">state, count: </w:t>
       </w:r>
       <w:proofErr w:type="spellStart"/>
+      <w:proofErr w:type="gramStart"/>
       <w:r>
         <w:t>state.count</w:t>
       </w:r>
       <w:proofErr w:type="spellEnd"/>
+      <w:proofErr w:type="gramEnd"/>
       <w:r>
         <w:t xml:space="preserve"> - </w:t>
       </w:r>
       <w:proofErr w:type="spellStart"/>
+      <w:proofErr w:type="gramStart"/>
       <w:r>
         <w:t>state.step</w:t>
       </w:r>
       <w:proofErr w:type="spellEnd"/>
-      <w:r>
-        <w:t xml:space="preserve"> };</w:t>
-      </w:r>
+      <w:proofErr w:type="gramEnd"/>
+      <w:r>
+        <w:t xml:space="preserve"> </w:t>
+      </w:r>
+      <w:proofErr w:type="gramStart"/>
+      <w:r>
+        <w:t>};</w:t>
+      </w:r>
+      <w:proofErr w:type="gramEnd"/>
     </w:p>
     <w:p>
       <w:r>
@@ -265,16 +334,39 @@
     </w:p>
     <w:p>
       <w:r>
-        <w:t xml:space="preserve">      return { ...state, step: </w:t>
+        <w:t xml:space="preserve">      return </w:t>
+      </w:r>
+      <w:proofErr w:type="gramStart"/>
+      <w:r>
+        <w:t>{ ...</w:t>
+      </w:r>
+      <w:proofErr w:type="gramEnd"/>
+      <w:r>
+        <w:t>state</w:t>
+      </w:r>
+      <w:proofErr w:type="gramStart"/>
+      <w:r>
+        <w:t>, step</w:t>
+      </w:r>
+      <w:proofErr w:type="gramEnd"/>
+      <w:r>
+        <w:t xml:space="preserve">: </w:t>
       </w:r>
       <w:proofErr w:type="spellStart"/>
+      <w:proofErr w:type="gramStart"/>
       <w:r>
         <w:t>action.payload</w:t>
       </w:r>
       <w:proofErr w:type="spellEnd"/>
-      <w:r>
-        <w:t xml:space="preserve"> };</w:t>
-      </w:r>
+      <w:proofErr w:type="gramEnd"/>
+      <w:r>
+        <w:t xml:space="preserve"> </w:t>
+      </w:r>
+      <w:proofErr w:type="gramStart"/>
+      <w:r>
+        <w:t>};</w:t>
+      </w:r>
+      <w:proofErr w:type="gramEnd"/>
     </w:p>
     <w:p>
       <w:r>
@@ -283,8 +375,13 @@
     </w:p>
     <w:p>
       <w:r>
-        <w:t xml:space="preserve">      return state;</w:t>
-      </w:r>
+        <w:t xml:space="preserve">      return </w:t>
+      </w:r>
+      <w:proofErr w:type="gramStart"/>
+      <w:r>
+        <w:t>state;</w:t>
+      </w:r>
+      <w:proofErr w:type="gramEnd"/>
     </w:p>
     <w:p>
       <w:r>
@@ -302,21 +399,28 @@
         <w:t xml:space="preserve">const [state, dispatch] = </w:t>
       </w:r>
       <w:proofErr w:type="spellStart"/>
+      <w:proofErr w:type="gramStart"/>
       <w:r>
         <w:t>useReducer</w:t>
       </w:r>
       <w:proofErr w:type="spellEnd"/>
       <w:r>
-        <w:t xml:space="preserve">(reducer, </w:t>
+        <w:t>(</w:t>
+      </w:r>
+      <w:proofErr w:type="gramEnd"/>
+      <w:r>
+        <w:t xml:space="preserve">reducer, </w:t>
       </w:r>
       <w:proofErr w:type="spellStart"/>
       <w:r>
         <w:t>initialState</w:t>
       </w:r>
       <w:proofErr w:type="spellEnd"/>
+      <w:proofErr w:type="gramStart"/>
       <w:r>
         <w:t>);</w:t>
       </w:r>
+      <w:proofErr w:type="gramEnd"/>
     </w:p>
     <w:p/>
     <w:p/>
@@ -376,8 +480,21 @@
         </w:numPr>
       </w:pPr>
       <w:r>
-        <w:t>State = { balance: 1000 }</w:t>
-      </w:r>
+        <w:t xml:space="preserve">State = </w:t>
+      </w:r>
+      <w:proofErr w:type="gramStart"/>
+      <w:r>
+        <w:t>{ balance</w:t>
+      </w:r>
+      <w:proofErr w:type="gramEnd"/>
+      <w:r>
+        <w:t xml:space="preserve">: </w:t>
+      </w:r>
+      <w:proofErr w:type="gramStart"/>
+      <w:r>
+        <w:t>1000 }</w:t>
+      </w:r>
+      <w:proofErr w:type="gramEnd"/>
     </w:p>
     <w:p>
       <w:pPr>
@@ -403,13 +520,39 @@
     </w:p>
     <w:p/>
     <w:p>
-      <w:r>
-        <w:t>dispatch({ type: "deposit", payload: 500 }); // new balance = 1500</w:t>
-      </w:r>
-    </w:p>
-    <w:p>
-      <w:r>
-        <w:t>dispatch({ type: "withdraw", payload: 200 }); // new balance = 1300</w:t>
+      <w:proofErr w:type="gramStart"/>
+      <w:r>
+        <w:t>dispatch({ type</w:t>
+      </w:r>
+      <w:proofErr w:type="gramEnd"/>
+      <w:r>
+        <w:t xml:space="preserve">: "deposit", payload: </w:t>
+      </w:r>
+      <w:proofErr w:type="gramStart"/>
+      <w:r>
+        <w:t>500 }</w:t>
+      </w:r>
+      <w:proofErr w:type="gramEnd"/>
+      <w:r>
+        <w:t>); // new balance = 1500</w:t>
+      </w:r>
+    </w:p>
+    <w:p>
+      <w:proofErr w:type="gramStart"/>
+      <w:r>
+        <w:t>dispatch({ type</w:t>
+      </w:r>
+      <w:proofErr w:type="gramEnd"/>
+      <w:r>
+        <w:t xml:space="preserve">: "withdraw", payload: </w:t>
+      </w:r>
+      <w:proofErr w:type="gramStart"/>
+      <w:r>
+        <w:t>200 }</w:t>
+      </w:r>
+      <w:proofErr w:type="gramEnd"/>
+      <w:r>
+        <w:t>); // new balance = 1300</w:t>
       </w:r>
     </w:p>
     <w:p/>
@@ -994,8 +1137,41 @@
               <w:t>✅</w:t>
             </w:r>
             <w:r>
-              <w:t xml:space="preserve"> Yes. Must return new state based on current state and action</w:t>
-            </w:r>
+              <w:t xml:space="preserve"> Yes. Must </w:t>
+            </w:r>
+            <w:proofErr w:type="gramStart"/>
+            <w:r>
+              <w:t>return</w:t>
+            </w:r>
+            <w:proofErr w:type="gramEnd"/>
+            <w:r>
+              <w:t xml:space="preserve"> new state based on current state and action</w:t>
+            </w:r>
+          </w:p>
+        </w:tc>
+      </w:tr>
+      <w:tr>
+        <w:trPr>
+          <w:tblCellSpacing w:w="15" w:type="dxa"/>
+        </w:trPr>
+        <w:tc>
+          <w:tcPr>
+            <w:tcW w:w="0" w:type="auto"/>
+            <w:vAlign w:val="center"/>
+          </w:tcPr>
+          <w:p/>
+        </w:tc>
+        <w:tc>
+          <w:tcPr>
+            <w:tcW w:w="0" w:type="auto"/>
+            <w:vAlign w:val="center"/>
+          </w:tcPr>
+          <w:p>
+            <w:pPr>
+              <w:rPr>
+                <w:rFonts w:ascii="Segoe UI Emoji" w:hAnsi="Segoe UI Emoji" w:cs="Segoe UI Emoji"/>
+              </w:rPr>
+            </w:pPr>
           </w:p>
         </w:tc>
       </w:tr>
@@ -1085,6 +1261,7 @@
       <w:r>
         <w:t xml:space="preserve"> → </w:t>
       </w:r>
+      <w:proofErr w:type="gramStart"/>
       <w:r>
         <w:rPr>
           <w:b/>
@@ -1092,6 +1269,7 @@
         </w:rPr>
         <w:t>mini Redux</w:t>
       </w:r>
+      <w:proofErr w:type="gramEnd"/>
       <w:r>
         <w:t xml:space="preserve"> inside component tree</w:t>
       </w:r>
@@ -1283,7 +1461,7 @@
     <w:p>
       <w:r>
         <w:pict w14:anchorId="7A2001AD">
-          <v:rect id="_x0000_i1031" style="width:0;height:1.5pt" o:hralign="center" o:hrstd="t" o:hr="t" fillcolor="#a0a0a0" stroked="f"/>
+          <v:rect id="_x0000_i1025" style="width:0;height:1.5pt" o:hralign="center" o:hrstd="t" o:hr="t" fillcolor="#a0a0a0" stroked="f"/>
         </w:pict>
       </w:r>
     </w:p>
@@ -1372,6 +1550,7 @@
         </w:numPr>
       </w:pPr>
       <w:r>
+        <w:lastRenderedPageBreak/>
         <w:t xml:space="preserve">It </w:t>
       </w:r>
       <w:r>
@@ -2730,6 +2909,7 @@
   <w:style w:type="character" w:default="1" w:styleId="DefaultParagraphFont">
     <w:name w:val="Default Paragraph Font"/>
     <w:uiPriority w:val="1"/>
+    <w:semiHidden/>
     <w:unhideWhenUsed/>
   </w:style>
   <w:style w:type="table" w:default="1" w:styleId="TableNormal">
